--- a/homework/hw-06.docx
+++ b/homework/hw-06.docx
@@ -543,31 +543,16 @@
         </w:numPr>
       </w:pPr>
       <w:r>
-        <w:t xml:space="preserve">Compute the mean</w:t>
-      </w:r>
-      <w:r>
-        <w:t xml:space="preserve"> </w:t>
-      </w:r>
-      <w:r>
         <w:rPr>
           <w:rStyle w:val="VerbatimChar"/>
         </w:rPr>
-        <w:t xml:space="preserve">hour</w:t>
-      </w:r>
-      <w:r>
-        <w:t xml:space="preserve"> </w:t>
-      </w:r>
-      <w:r>
-        <w:t xml:space="preserve">separately for domestic and non-domestic incidents (</w:t>
-      </w:r>
-      <w:r>
-        <w:rPr>
-          <w:rStyle w:val="VerbatimChar"/>
-        </w:rPr>
-        <w:t xml:space="preserve">.by = domestic</w:t>
-      </w:r>
-      <w:r>
-        <w:t xml:space="preserve">).</w:t>
+        <w:t xml:space="preserve">domestic</w:t>
+      </w:r>
+      <w:r>
+        <w:t xml:space="preserve"> </w:t>
+      </w:r>
+      <w:r>
+        <w:t xml:space="preserve">is TRUE/FALSE. Copy this line and run it; it labels the two groups in words and puts Domestic first, so every comparison below reads</w:t>
       </w:r>
       <w:r>
         <w:t xml:space="preserve"> </w:t>
@@ -577,40 +562,13 @@
           <w:b/>
           <w:bCs/>
         </w:rPr>
-        <w:t xml:space="preserve">In a comment:</w:t>
-      </w:r>
-      <w:r>
-        <w:t xml:space="preserve"> </w:t>
-      </w:r>
-      <w:r>
-        <w:t xml:space="preserve">which group happens earlier in the day, on average, and by roughly how many minutes?</w:t>
-      </w:r>
-    </w:p>
-    <w:p>
-      <w:pPr>
-        <w:numPr>
-          <w:ilvl w:val="0"/>
-          <w:numId w:val="1003"/>
-        </w:numPr>
-      </w:pPr>
-      <w:r>
-        <w:t xml:space="preserve">Run the</w:t>
-      </w:r>
-      <w:r>
-        <w:t xml:space="preserve"> </w:t>
-      </w:r>
-      <w:r>
-        <w:rPr>
-          <w:b/>
-          <w:bCs/>
-        </w:rPr>
-        <w:t xml:space="preserve">frequentist</w:t>
-      </w:r>
-      <w:r>
-        <w:t xml:space="preserve"> </w:t>
-      </w:r>
-      <w:r>
-        <w:t xml:space="preserve">test:</w:t>
+        <w:t xml:space="preserve">Domestic minus Not domestic</w:t>
+      </w:r>
+      <w:r>
+        <w:t xml:space="preserve"> </w:t>
+      </w:r>
+      <w:r>
+        <w:t xml:space="preserve">(the Session 5 move):</w:t>
       </w:r>
     </w:p>
     <w:p>
@@ -623,39 +581,165 @@
       </w:pPr>
       <w:r>
         <w:rPr>
+          <w:rStyle w:val="NormalTok"/>
+        </w:rPr>
+        <w:t xml:space="preserve">crimes </w:t>
+      </w:r>
+      <w:r>
+        <w:rPr>
+          <w:rStyle w:val="OtherTok"/>
+        </w:rPr>
+        <w:t xml:space="preserve">&lt;-</w:t>
+      </w:r>
+      <w:r>
+        <w:rPr>
+          <w:rStyle w:val="NormalTok"/>
+        </w:rPr>
+        <w:t xml:space="preserve"> crimes </w:t>
+      </w:r>
+      <w:r>
+        <w:rPr>
+          <w:rStyle w:val="SpecialCharTok"/>
+        </w:rPr>
+        <w:t xml:space="preserve">|&gt;</w:t>
+      </w:r>
+      <w:r>
+        <w:br/>
+      </w:r>
+      <w:r>
+        <w:rPr>
+          <w:rStyle w:val="NormalTok"/>
+        </w:rPr>
+        <w:t xml:space="preserve">  </w:t>
+      </w:r>
+      <w:r>
+        <w:rPr>
           <w:rStyle w:val="FunctionTok"/>
         </w:rPr>
-        <w:t xml:space="preserve">t.test</w:t>
-      </w:r>
-      <w:r>
-        <w:rPr>
-          <w:rStyle w:val="NormalTok"/>
-        </w:rPr>
-        <w:t xml:space="preserve">(hour </w:t>
-      </w:r>
-      <w:r>
-        <w:rPr>
-          <w:rStyle w:val="SpecialCharTok"/>
-        </w:rPr>
-        <w:t xml:space="preserve">~</w:t>
-      </w:r>
-      <w:r>
-        <w:rPr>
-          <w:rStyle w:val="NormalTok"/>
-        </w:rPr>
-        <w:t xml:space="preserve"> domestic, </w:t>
+        <w:t xml:space="preserve">mutate</w:t>
+      </w:r>
+      <w:r>
+        <w:rPr>
+          <w:rStyle w:val="NormalTok"/>
+        </w:rPr>
+        <w:t xml:space="preserve">(</w:t>
       </w:r>
       <w:r>
         <w:rPr>
           <w:rStyle w:val="AttributeTok"/>
         </w:rPr>
-        <w:t xml:space="preserve">data =</w:t>
-      </w:r>
-      <w:r>
-        <w:rPr>
-          <w:rStyle w:val="NormalTok"/>
-        </w:rPr>
-        <w:t xml:space="preserve"> crimes)</w:t>
+        <w:t xml:space="preserve">domestic =</w:t>
+      </w:r>
+      <w:r>
+        <w:rPr>
+          <w:rStyle w:val="NormalTok"/>
+        </w:rPr>
+        <w:t xml:space="preserve"> </w:t>
+      </w:r>
+      <w:r>
+        <w:rPr>
+          <w:rStyle w:val="FunctionTok"/>
+        </w:rPr>
+        <w:t xml:space="preserve">factor</w:t>
+      </w:r>
+      <w:r>
+        <w:rPr>
+          <w:rStyle w:val="NormalTok"/>
+        </w:rPr>
+        <w:t xml:space="preserve">(</w:t>
+      </w:r>
+      <w:r>
+        <w:rPr>
+          <w:rStyle w:val="FunctionTok"/>
+        </w:rPr>
+        <w:t xml:space="preserve">if_else</w:t>
+      </w:r>
+      <w:r>
+        <w:rPr>
+          <w:rStyle w:val="NormalTok"/>
+        </w:rPr>
+        <w:t xml:space="preserve">(domestic, </w:t>
+      </w:r>
+      <w:r>
+        <w:rPr>
+          <w:rStyle w:val="StringTok"/>
+        </w:rPr>
+        <w:t xml:space="preserve">"Domestic"</w:t>
+      </w:r>
+      <w:r>
+        <w:rPr>
+          <w:rStyle w:val="NormalTok"/>
+        </w:rPr>
+        <w:t xml:space="preserve">, </w:t>
+      </w:r>
+      <w:r>
+        <w:rPr>
+          <w:rStyle w:val="StringTok"/>
+        </w:rPr>
+        <w:t xml:space="preserve">"Not domestic"</w:t>
+      </w:r>
+      <w:r>
+        <w:rPr>
+          <w:rStyle w:val="NormalTok"/>
+        </w:rPr>
+        <w:t xml:space="preserve">),</w:t>
+      </w:r>
+      <w:r>
+        <w:br/>
+      </w:r>
+      <w:r>
+        <w:rPr>
+          <w:rStyle w:val="NormalTok"/>
+        </w:rPr>
+        <w:t xml:space="preserve">                           </w:t>
+      </w:r>
+      <w:r>
+        <w:rPr>
+          <w:rStyle w:val="AttributeTok"/>
+        </w:rPr>
+        <w:t xml:space="preserve">levels =</w:t>
+      </w:r>
+      <w:r>
+        <w:rPr>
+          <w:rStyle w:val="NormalTok"/>
+        </w:rPr>
+        <w:t xml:space="preserve"> </w:t>
+      </w:r>
+      <w:r>
+        <w:rPr>
+          <w:rStyle w:val="FunctionTok"/>
+        </w:rPr>
+        <w:t xml:space="preserve">c</w:t>
+      </w:r>
+      <w:r>
+        <w:rPr>
+          <w:rStyle w:val="NormalTok"/>
+        </w:rPr>
+        <w:t xml:space="preserve">(</w:t>
+      </w:r>
+      <w:r>
+        <w:rPr>
+          <w:rStyle w:val="StringTok"/>
+        </w:rPr>
+        <w:t xml:space="preserve">"Domestic"</w:t>
+      </w:r>
+      <w:r>
+        <w:rPr>
+          <w:rStyle w:val="NormalTok"/>
+        </w:rPr>
+        <w:t xml:space="preserve">, </w:t>
+      </w:r>
+      <w:r>
+        <w:rPr>
+          <w:rStyle w:val="StringTok"/>
+        </w:rPr>
+        <w:t xml:space="preserve">"Not domestic"</w:t>
+      </w:r>
+      <w:r>
+        <w:rPr>
+          <w:rStyle w:val="NormalTok"/>
+        </w:rPr>
+        <w:t xml:space="preserve">)))</w:t>
       </w:r>
     </w:p>
     <w:p>
@@ -666,6 +750,51 @@
         </w:numPr>
       </w:pPr>
       <w:r>
+        <w:t xml:space="preserve">Then compute the mean</w:t>
+      </w:r>
+      <w:r>
+        <w:t xml:space="preserve"> </w:t>
+      </w:r>
+      <w:r>
+        <w:rPr>
+          <w:rStyle w:val="VerbatimChar"/>
+        </w:rPr>
+        <w:t xml:space="preserve">hour</w:t>
+      </w:r>
+      <w:r>
+        <w:t xml:space="preserve"> </w:t>
+      </w:r>
+      <w:r>
+        <w:t xml:space="preserve">for each group (</w:t>
+      </w:r>
+      <w:r>
+        <w:rPr>
+          <w:rStyle w:val="VerbatimChar"/>
+        </w:rPr>
+        <w:t xml:space="preserve">summarize()</w:t>
+      </w:r>
+      <w:r>
+        <w:t xml:space="preserve"> </w:t>
+      </w:r>
+      <w:r>
+        <w:t xml:space="preserve">with</w:t>
+      </w:r>
+      <w:r>
+        <w:t xml:space="preserve"> </w:t>
+      </w:r>
+      <w:r>
+        <w:rPr>
+          <w:rStyle w:val="VerbatimChar"/>
+        </w:rPr>
+        <w:t xml:space="preserve">.by = domestic</w:t>
+      </w:r>
+      <w:r>
+        <w:t xml:space="preserve">).</w:t>
+      </w:r>
+      <w:r>
+        <w:t xml:space="preserve"> </w:t>
+      </w:r>
+      <w:r>
         <w:rPr>
           <w:b/>
           <w:bCs/>
@@ -676,68 +805,7 @@
         <w:t xml:space="preserve"> </w:t>
       </w:r>
       <w:r>
-        <w:t xml:space="preserve">report the p-value and the 95% confidence interval, then interpret the result in plain English — one sentence a police commander would understand.</w:t>
-      </w:r>
-      <w:r>
-        <w:t xml:space="preserve"> </w:t>
-      </w:r>
-      <w:r>
-        <w:rPr>
-          <w:i/>
-          <w:iCs/>
-        </w:rPr>
-        <w:t xml:space="preserve">(Watch the direction: with a logical grouping variable, R computes</w:t>
-      </w:r>
-      <w:r>
-        <w:rPr>
-          <w:i/>
-          <w:iCs/>
-        </w:rPr>
-        <w:t xml:space="preserve"> </w:t>
-      </w:r>
-      <w:r>
-        <w:rPr>
-          <w:rStyle w:val="VerbatimChar"/>
-          <w:i/>
-          <w:iCs/>
-        </w:rPr>
-        <w:t xml:space="preserve">FALSE</w:t>
-      </w:r>
-      <w:r>
-        <w:rPr>
-          <w:i/>
-          <w:iCs/>
-        </w:rPr>
-        <w:t xml:space="preserve"> </w:t>
-      </w:r>
-      <w:r>
-        <w:rPr>
-          <w:i/>
-          <w:iCs/>
-        </w:rPr>
-        <w:t xml:space="preserve">minus</w:t>
-      </w:r>
-      <w:r>
-        <w:rPr>
-          <w:i/>
-          <w:iCs/>
-        </w:rPr>
-        <w:t xml:space="preserve"> </w:t>
-      </w:r>
-      <w:r>
-        <w:rPr>
-          <w:rStyle w:val="VerbatimChar"/>
-          <w:i/>
-          <w:iCs/>
-        </w:rPr>
-        <w:t xml:space="preserve">TRUE</w:t>
-      </w:r>
-      <w:r>
-        <w:rPr>
-          <w:i/>
-          <w:iCs/>
-        </w:rPr>
-        <w:t xml:space="preserve">.)</w:t>
+        <w:t xml:space="preserve">which group happens earlier in the day, on average, and by roughly how many minutes?</w:t>
       </w:r>
     </w:p>
     <w:p>
@@ -758,13 +826,13 @@
           <w:b/>
           <w:bCs/>
         </w:rPr>
-        <w:t xml:space="preserve">Bayesian</w:t>
-      </w:r>
-      <w:r>
-        <w:t xml:space="preserve"> </w:t>
-      </w:r>
-      <w:r>
-        <w:t xml:space="preserve">test on the same question:</w:t>
+        <w:t xml:space="preserve">frequentist</w:t>
+      </w:r>
+      <w:r>
+        <w:t xml:space="preserve"> </w:t>
+      </w:r>
+      <w:r>
+        <w:t xml:space="preserve">test:</w:t>
       </w:r>
     </w:p>
     <w:p>
@@ -777,6 +845,109 @@
       </w:pPr>
       <w:r>
         <w:rPr>
+          <w:rStyle w:val="FunctionTok"/>
+        </w:rPr>
+        <w:t xml:space="preserve">t.test</w:t>
+      </w:r>
+      <w:r>
+        <w:rPr>
+          <w:rStyle w:val="NormalTok"/>
+        </w:rPr>
+        <w:t xml:space="preserve">(hour </w:t>
+      </w:r>
+      <w:r>
+        <w:rPr>
+          <w:rStyle w:val="SpecialCharTok"/>
+        </w:rPr>
+        <w:t xml:space="preserve">~</w:t>
+      </w:r>
+      <w:r>
+        <w:rPr>
+          <w:rStyle w:val="NormalTok"/>
+        </w:rPr>
+        <w:t xml:space="preserve"> domestic, </w:t>
+      </w:r>
+      <w:r>
+        <w:rPr>
+          <w:rStyle w:val="AttributeTok"/>
+        </w:rPr>
+        <w:t xml:space="preserve">data =</w:t>
+      </w:r>
+      <w:r>
+        <w:rPr>
+          <w:rStyle w:val="NormalTok"/>
+        </w:rPr>
+        <w:t xml:space="preserve"> crimes)</w:t>
+      </w:r>
+    </w:p>
+    <w:p>
+      <w:pPr>
+        <w:numPr>
+          <w:ilvl w:val="0"/>
+          <w:numId w:val="1000"/>
+        </w:numPr>
+      </w:pPr>
+      <w:r>
+        <w:rPr>
+          <w:b/>
+          <w:bCs/>
+        </w:rPr>
+        <w:t xml:space="preserve">In a comment:</w:t>
+      </w:r>
+      <w:r>
+        <w:t xml:space="preserve"> </w:t>
+      </w:r>
+      <w:r>
+        <w:t xml:space="preserve">report the p-value and the 95% confidence interval in minutes, then interpret the result in plain English — one sentence a police commander would understand.</w:t>
+      </w:r>
+      <w:r>
+        <w:t xml:space="preserve"> </w:t>
+      </w:r>
+      <w:r>
+        <w:rPr>
+          <w:i/>
+          <w:iCs/>
+        </w:rPr>
+        <w:t xml:space="preserve">(Direction check, as in Lab 5: the output lists Domestic first, so the interval is Domestic minus Not domestic. Confirm its sign against the two group means at the bottom of the output.)</w:t>
+      </w:r>
+    </w:p>
+    <w:p>
+      <w:pPr>
+        <w:numPr>
+          <w:ilvl w:val="0"/>
+          <w:numId w:val="1003"/>
+        </w:numPr>
+      </w:pPr>
+      <w:r>
+        <w:t xml:space="preserve">Run the</w:t>
+      </w:r>
+      <w:r>
+        <w:t xml:space="preserve"> </w:t>
+      </w:r>
+      <w:r>
+        <w:rPr>
+          <w:b/>
+          <w:bCs/>
+        </w:rPr>
+        <w:t xml:space="preserve">Bayesian</w:t>
+      </w:r>
+      <w:r>
+        <w:t xml:space="preserve"> </w:t>
+      </w:r>
+      <w:r>
+        <w:t xml:space="preserve">test on the same question, handing it the two groups in the same order:</w:t>
+      </w:r>
+    </w:p>
+    <w:p>
+      <w:pPr>
+        <w:pStyle w:val="SourceCode"/>
+        <w:numPr>
+          <w:ilvl w:val="0"/>
+          <w:numId w:val="1000"/>
+        </w:numPr>
+      </w:pPr>
+      <w:r>
+        <w:rPr>
           <w:rStyle w:val="NormalTok"/>
         </w:rPr>
         <w:t xml:space="preserve">dom_hours    </w:t>
@@ -815,7 +986,31 @@
         <w:rPr>
           <w:rStyle w:val="NormalTok"/>
         </w:rPr>
-        <w:t xml:space="preserve">domestic]</w:t>
+        <w:t xml:space="preserve">domestic </w:t>
+      </w:r>
+      <w:r>
+        <w:rPr>
+          <w:rStyle w:val="SpecialCharTok"/>
+        </w:rPr>
+        <w:t xml:space="preserve">==</w:t>
+      </w:r>
+      <w:r>
+        <w:rPr>
+          <w:rStyle w:val="NormalTok"/>
+        </w:rPr>
+        <w:t xml:space="preserve"> </w:t>
+      </w:r>
+      <w:r>
+        <w:rPr>
+          <w:rStyle w:val="StringTok"/>
+        </w:rPr>
+        <w:t xml:space="preserve">"Domestic"</w:t>
+      </w:r>
+      <w:r>
+        <w:rPr>
+          <w:rStyle w:val="NormalTok"/>
+        </w:rPr>
+        <w:t xml:space="preserve">]</w:t>
       </w:r>
       <w:r>
         <w:br/>
@@ -848,31 +1043,43 @@
         <w:rPr>
           <w:rStyle w:val="NormalTok"/>
         </w:rPr>
-        <w:t xml:space="preserve">hour[</w:t>
+        <w:t xml:space="preserve">hour[crimes</w:t>
       </w:r>
       <w:r>
         <w:rPr>
           <w:rStyle w:val="SpecialCharTok"/>
         </w:rPr>
-        <w:t xml:space="preserve">!</w:t>
-      </w:r>
-      <w:r>
-        <w:rPr>
-          <w:rStyle w:val="NormalTok"/>
-        </w:rPr>
-        <w:t xml:space="preserve">crimes</w:t>
+        <w:t xml:space="preserve">$</w:t>
+      </w:r>
+      <w:r>
+        <w:rPr>
+          <w:rStyle w:val="NormalTok"/>
+        </w:rPr>
+        <w:t xml:space="preserve">domestic </w:t>
       </w:r>
       <w:r>
         <w:rPr>
           <w:rStyle w:val="SpecialCharTok"/>
         </w:rPr>
-        <w:t xml:space="preserve">$</w:t>
-      </w:r>
-      <w:r>
-        <w:rPr>
-          <w:rStyle w:val="NormalTok"/>
-        </w:rPr>
-        <w:t xml:space="preserve">domestic]</w:t>
+        <w:t xml:space="preserve">==</w:t>
+      </w:r>
+      <w:r>
+        <w:rPr>
+          <w:rStyle w:val="NormalTok"/>
+        </w:rPr>
+        <w:t xml:space="preserve"> </w:t>
+      </w:r>
+      <w:r>
+        <w:rPr>
+          <w:rStyle w:val="StringTok"/>
+        </w:rPr>
+        <w:t xml:space="preserve">"Not domestic"</w:t>
+      </w:r>
+      <w:r>
+        <w:rPr>
+          <w:rStyle w:val="NormalTok"/>
+        </w:rPr>
+        <w:t xml:space="preserve">]</w:t>
       </w:r>
       <w:r>
         <w:br/>

--- a/homework/hw-06.docx
+++ b/homework/hw-06.docx
@@ -83,7 +83,20 @@
         <w:t xml:space="preserve">#</w:t>
       </w:r>
       <w:r>
-        <w:t xml:space="preserve">) in your script. Part 3 requires code; include comments interpreting your output. Write in your own words — these questions are about whether</w:t>
+        <w:t xml:space="preserve">) in your script. Part 3 requires code; include comments interpreting your output. Every step in Part 3 is one you ran in</w:t>
+      </w:r>
+      <w:r>
+        <w:t xml:space="preserve"> </w:t>
+      </w:r>
+      <w:r>
+        <w:rPr>
+          <w:b/>
+          <w:bCs/>
+        </w:rPr>
+        <w:t xml:space="preserve">Lab 6</w:t>
+      </w:r>
+      <w:r>
+        <w:t xml:space="preserve">, pointed at a new question. Write in your own words — these questions are about whether</w:t>
       </w:r>
       <w:r>
         <w:t xml:space="preserve"> </w:t>
@@ -421,7 +434,23 @@
         <w:pStyle w:val="FirstParagraph"/>
       </w:pPr>
       <w:r>
-        <w:t xml:space="preserve">In class we compared violent and property crimes by hour of day. Your question is different:</w:t>
+        <w:t xml:space="preserve">Back to the Alaska crash data from Homework 5. Last week you compared</w:t>
+      </w:r>
+      <w:r>
+        <w:t xml:space="preserve"> </w:t>
+      </w:r>
+      <w:r>
+        <w:rPr>
+          <w:i/>
+          <w:iCs/>
+        </w:rPr>
+        <w:t xml:space="preserve">how many</w:t>
+      </w:r>
+      <w:r>
+        <w:t xml:space="preserve"> </w:t>
+      </w:r>
+      <w:r>
+        <w:t xml:space="preserve">people were injured. This week’s question is yes/no:</w:t>
       </w:r>
       <w:r>
         <w:t xml:space="preserve"> </w:t>
@@ -431,7 +460,7 @@
           <w:b/>
           <w:bCs/>
         </w:rPr>
-        <w:t xml:space="preserve">do domestic incidents happen at a different time of day than non-domestic incidents?</w:t>
+        <w:t xml:space="preserve">are crashes with an intoxicated driver more likely to hurt someone at all?</w:t>
       </w:r>
     </w:p>
     <w:p>
@@ -442,7 +471,7 @@
         </w:numPr>
       </w:pPr>
       <w:r>
-        <w:t xml:space="preserve">Load the packages and the Chicago incident data:</w:t>
+        <w:t xml:space="preserve">Start your script with the same setup as Homework 5, plus the one new line from Lab 6:</w:t>
       </w:r>
     </w:p>
     <w:p>
@@ -472,19 +501,25 @@
         <w:rPr>
           <w:rStyle w:val="FunctionTok"/>
         </w:rPr>
-        <w:t xml:space="preserve">library</w:t>
-      </w:r>
-      <w:r>
-        <w:rPr>
-          <w:rStyle w:val="NormalTok"/>
-        </w:rPr>
-        <w:t xml:space="preserve">(BayesFactor)   </w:t>
-      </w:r>
-      <w:r>
-        <w:rPr>
-          <w:rStyle w:val="CommentTok"/>
-        </w:rPr>
-        <w:t xml:space="preserve"># install.packages("BayesFactor") first, if needed</w:t>
+        <w:t xml:space="preserve">source</w:t>
+      </w:r>
+      <w:r>
+        <w:rPr>
+          <w:rStyle w:val="NormalTok"/>
+        </w:rPr>
+        <w:t xml:space="preserve">(</w:t>
+      </w:r>
+      <w:r>
+        <w:rPr>
+          <w:rStyle w:val="StringTok"/>
+        </w:rPr>
+        <w:t xml:space="preserve">"https://smourtgos.github.io/crju705/R/bayes.R"</w:t>
+      </w:r>
+      <w:r>
+        <w:rPr>
+          <w:rStyle w:val="NormalTok"/>
+        </w:rPr>
+        <w:t xml:space="preserve">)</w:t>
       </w:r>
       <w:r>
         <w:br/>
@@ -496,7 +531,7 @@
         <w:rPr>
           <w:rStyle w:val="NormalTok"/>
         </w:rPr>
-        <w:t xml:space="preserve">crimes </w:t>
+        <w:t xml:space="preserve">crashes </w:t>
       </w:r>
       <w:r>
         <w:rPr>
@@ -526,13 +561,177 @@
         <w:rPr>
           <w:rStyle w:val="StringTok"/>
         </w:rPr>
-        <w:t xml:space="preserve">"https://smourtgos.github.io/crju705/data/chicago-crimes-2025.csv"</w:t>
+        <w:t xml:space="preserve">"https://smourtgos.github.io/crju705/data/crash-ak.csv"</w:t>
+      </w:r>
+      <w:r>
+        <w:rPr>
+          <w:rStyle w:val="NormalTok"/>
+        </w:rPr>
+        <w:t xml:space="preserve">) </w:t>
+      </w:r>
+      <w:r>
+        <w:rPr>
+          <w:rStyle w:val="SpecialCharTok"/>
+        </w:rPr>
+        <w:t xml:space="preserve">|&gt;</w:t>
+      </w:r>
+      <w:r>
+        <w:br/>
+      </w:r>
+      <w:r>
+        <w:rPr>
+          <w:rStyle w:val="NormalTok"/>
+        </w:rPr>
+        <w:t xml:space="preserve">  </w:t>
+      </w:r>
+      <w:r>
+        <w:rPr>
+          <w:rStyle w:val="FunctionTok"/>
+        </w:rPr>
+        <w:t xml:space="preserve">mutate</w:t>
+      </w:r>
+      <w:r>
+        <w:rPr>
+          <w:rStyle w:val="NormalTok"/>
+        </w:rPr>
+        <w:t xml:space="preserve">(</w:t>
+      </w:r>
+      <w:r>
+        <w:rPr>
+          <w:rStyle w:val="AttributeTok"/>
+        </w:rPr>
+        <w:t xml:space="preserve">intox =</w:t>
+      </w:r>
+      <w:r>
+        <w:rPr>
+          <w:rStyle w:val="NormalTok"/>
+        </w:rPr>
+        <w:t xml:space="preserve"> </w:t>
+      </w:r>
+      <w:r>
+        <w:rPr>
+          <w:rStyle w:val="FunctionTok"/>
+        </w:rPr>
+        <w:t xml:space="preserve">if_else</w:t>
+      </w:r>
+      <w:r>
+        <w:rPr>
+          <w:rStyle w:val="NormalTok"/>
+        </w:rPr>
+        <w:t xml:space="preserve">(intox_any </w:t>
+      </w:r>
+      <w:r>
+        <w:rPr>
+          <w:rStyle w:val="SpecialCharTok"/>
+        </w:rPr>
+        <w:t xml:space="preserve">==</w:t>
+      </w:r>
+      <w:r>
+        <w:rPr>
+          <w:rStyle w:val="NormalTok"/>
+        </w:rPr>
+        <w:t xml:space="preserve"> </w:t>
+      </w:r>
+      <w:r>
+        <w:rPr>
+          <w:rStyle w:val="DecValTok"/>
+        </w:rPr>
+        <w:t xml:space="preserve">1</w:t>
+      </w:r>
+      <w:r>
+        <w:rPr>
+          <w:rStyle w:val="NormalTok"/>
+        </w:rPr>
+        <w:t xml:space="preserve">, </w:t>
+      </w:r>
+      <w:r>
+        <w:rPr>
+          <w:rStyle w:val="StringTok"/>
+        </w:rPr>
+        <w:t xml:space="preserve">"Intoxicated"</w:t>
+      </w:r>
+      <w:r>
+        <w:rPr>
+          <w:rStyle w:val="NormalTok"/>
+        </w:rPr>
+        <w:t xml:space="preserve">, </w:t>
+      </w:r>
+      <w:r>
+        <w:rPr>
+          <w:rStyle w:val="StringTok"/>
+        </w:rPr>
+        <w:t xml:space="preserve">"Sober"</w:t>
+      </w:r>
+      <w:r>
+        <w:rPr>
+          <w:rStyle w:val="NormalTok"/>
+        </w:rPr>
+        <w:t xml:space="preserve">),</w:t>
+      </w:r>
+      <w:r>
+        <w:br/>
+      </w:r>
+      <w:r>
+        <w:rPr>
+          <w:rStyle w:val="NormalTok"/>
+        </w:rPr>
+        <w:t xml:space="preserve">         </w:t>
+      </w:r>
+      <w:r>
+        <w:rPr>
+          <w:rStyle w:val="AttributeTok"/>
+        </w:rPr>
+        <w:t xml:space="preserve">anyone_hurt =</w:t>
+      </w:r>
+      <w:r>
+        <w:rPr>
+          <w:rStyle w:val="NormalTok"/>
+        </w:rPr>
+        <w:t xml:space="preserve"> injuries </w:t>
+      </w:r>
+      <w:r>
+        <w:rPr>
+          <w:rStyle w:val="SpecialCharTok"/>
+        </w:rPr>
+        <w:t xml:space="preserve">&gt;</w:t>
+      </w:r>
+      <w:r>
+        <w:rPr>
+          <w:rStyle w:val="NormalTok"/>
+        </w:rPr>
+        <w:t xml:space="preserve"> </w:t>
+      </w:r>
+      <w:r>
+        <w:rPr>
+          <w:rStyle w:val="DecValTok"/>
+        </w:rPr>
+        <w:t xml:space="preserve">0</w:t>
       </w:r>
       <w:r>
         <w:rPr>
           <w:rStyle w:val="NormalTok"/>
         </w:rPr>
         <w:t xml:space="preserve">)</w:t>
+      </w:r>
+    </w:p>
+    <w:p>
+      <w:pPr>
+        <w:numPr>
+          <w:ilvl w:val="0"/>
+          <w:numId w:val="1000"/>
+        </w:numPr>
+      </w:pPr>
+      <w:r>
+        <w:rPr>
+          <w:rStyle w:val="VerbatimChar"/>
+        </w:rPr>
+        <w:t xml:space="preserve">anyone_hurt</w:t>
+      </w:r>
+      <w:r>
+        <w:t xml:space="preserve"> </w:t>
+      </w:r>
+      <w:r>
+        <w:t xml:space="preserve">is TRUE when at least one person was injured (the same line from Lab 4).</w:t>
       </w:r>
     </w:p>
     <w:p>
@@ -543,16 +742,19 @@
         </w:numPr>
       </w:pPr>
       <w:r>
+        <w:t xml:space="preserve">Count:</w:t>
+      </w:r>
+      <w:r>
+        <w:t xml:space="preserve"> </w:t>
+      </w:r>
+      <w:r>
         <w:rPr>
           <w:rStyle w:val="VerbatimChar"/>
         </w:rPr>
-        <w:t xml:space="preserve">domestic</w:t>
-      </w:r>
-      <w:r>
-        <w:t xml:space="preserve"> </w:t>
-      </w:r>
-      <w:r>
-        <w:t xml:space="preserve">is TRUE/FALSE. Copy this line and run it; it labels the two groups in words and puts Domestic first, so every comparison below reads</w:t>
+        <w:t xml:space="preserve">crashes |&gt; count(intox, anyone_hurt)</w:t>
+      </w:r>
+      <w:r>
+        <w:t xml:space="preserve">.</w:t>
       </w:r>
       <w:r>
         <w:t xml:space="preserve"> </w:t>
@@ -562,13 +764,53 @@
           <w:b/>
           <w:bCs/>
         </w:rPr>
-        <w:t xml:space="preserve">Domestic minus Not domestic</w:t>
-      </w:r>
-      <w:r>
-        <w:t xml:space="preserve"> </w:t>
-      </w:r>
-      <w:r>
-        <w:t xml:space="preserve">(the Session 5 move):</w:t>
+        <w:t xml:space="preserve">In a comment:</w:t>
+      </w:r>
+      <w:r>
+        <w:t xml:space="preserve"> </w:t>
+      </w:r>
+      <w:r>
+        <w:t xml:space="preserve">write the four numbers you need — how many intoxicated-driver crashes hurt someone, out of how many, and the same for sober-driver crashes — and compute the two rates. Intoxicated goes first all the way through, so every difference reads</w:t>
+      </w:r>
+      <w:r>
+        <w:t xml:space="preserve"> </w:t>
+      </w:r>
+      <w:r>
+        <w:rPr>
+          <w:b/>
+          <w:bCs/>
+        </w:rPr>
+        <w:t xml:space="preserve">Intoxicated minus Sober</w:t>
+      </w:r>
+      <w:r>
+        <w:t xml:space="preserve">.</w:t>
+      </w:r>
+    </w:p>
+    <w:p>
+      <w:pPr>
+        <w:numPr>
+          <w:ilvl w:val="0"/>
+          <w:numId w:val="1003"/>
+        </w:numPr>
+      </w:pPr>
+      <w:r>
+        <w:t xml:space="preserve">Run the</w:t>
+      </w:r>
+      <w:r>
+        <w:t xml:space="preserve"> </w:t>
+      </w:r>
+      <w:r>
+        <w:rPr>
+          <w:b/>
+          <w:bCs/>
+        </w:rPr>
+        <w:t xml:space="preserve">frequentist</w:t>
+      </w:r>
+      <w:r>
+        <w:t xml:space="preserve"> </w:t>
+      </w:r>
+      <w:r>
+        <w:t xml:space="preserve">test with your four numbers:</w:t>
       </w:r>
     </w:p>
     <w:p>
@@ -581,42 +823,9 @@
       </w:pPr>
       <w:r>
         <w:rPr>
-          <w:rStyle w:val="NormalTok"/>
-        </w:rPr>
-        <w:t xml:space="preserve">crimes </w:t>
-      </w:r>
-      <w:r>
-        <w:rPr>
-          <w:rStyle w:val="OtherTok"/>
-        </w:rPr>
-        <w:t xml:space="preserve">&lt;-</w:t>
-      </w:r>
-      <w:r>
-        <w:rPr>
-          <w:rStyle w:val="NormalTok"/>
-        </w:rPr>
-        <w:t xml:space="preserve"> crimes </w:t>
-      </w:r>
-      <w:r>
-        <w:rPr>
-          <w:rStyle w:val="SpecialCharTok"/>
-        </w:rPr>
-        <w:t xml:space="preserve">|&gt;</w:t>
-      </w:r>
-      <w:r>
-        <w:br/>
-      </w:r>
-      <w:r>
-        <w:rPr>
-          <w:rStyle w:val="NormalTok"/>
-        </w:rPr>
-        <w:t xml:space="preserve">  </w:t>
-      </w:r>
-      <w:r>
-        <w:rPr>
           <w:rStyle w:val="FunctionTok"/>
         </w:rPr>
-        <w:t xml:space="preserve">mutate</w:t>
+        <w:t xml:space="preserve">prop.test</w:t>
       </w:r>
       <w:r>
         <w:rPr>
@@ -628,7 +837,7 @@
         <w:rPr>
           <w:rStyle w:val="AttributeTok"/>
         </w:rPr>
-        <w:t xml:space="preserve">domestic =</w:t>
+        <w:t xml:space="preserve">x =</w:t>
       </w:r>
       <w:r>
         <w:rPr>
@@ -640,106 +849,37 @@
         <w:rPr>
           <w:rStyle w:val="FunctionTok"/>
         </w:rPr>
-        <w:t xml:space="preserve">factor</w:t>
-      </w:r>
-      <w:r>
-        <w:rPr>
-          <w:rStyle w:val="NormalTok"/>
-        </w:rPr>
-        <w:t xml:space="preserve">(</w:t>
+        <w:t xml:space="preserve">c</w:t>
+      </w:r>
+      <w:r>
+        <w:rPr>
+          <w:rStyle w:val="NormalTok"/>
+        </w:rPr>
+        <w:t xml:space="preserve">(__, __), </w:t>
+      </w:r>
+      <w:r>
+        <w:rPr>
+          <w:rStyle w:val="AttributeTok"/>
+        </w:rPr>
+        <w:t xml:space="preserve">n =</w:t>
+      </w:r>
+      <w:r>
+        <w:rPr>
+          <w:rStyle w:val="NormalTok"/>
+        </w:rPr>
+        <w:t xml:space="preserve"> </w:t>
       </w:r>
       <w:r>
         <w:rPr>
           <w:rStyle w:val="FunctionTok"/>
         </w:rPr>
-        <w:t xml:space="preserve">if_else</w:t>
-      </w:r>
-      <w:r>
-        <w:rPr>
-          <w:rStyle w:val="NormalTok"/>
-        </w:rPr>
-        <w:t xml:space="preserve">(domestic, </w:t>
-      </w:r>
-      <w:r>
-        <w:rPr>
-          <w:rStyle w:val="StringTok"/>
-        </w:rPr>
-        <w:t xml:space="preserve">"Domestic"</w:t>
-      </w:r>
-      <w:r>
-        <w:rPr>
-          <w:rStyle w:val="NormalTok"/>
-        </w:rPr>
-        <w:t xml:space="preserve">, </w:t>
-      </w:r>
-      <w:r>
-        <w:rPr>
-          <w:rStyle w:val="StringTok"/>
-        </w:rPr>
-        <w:t xml:space="preserve">"Not domestic"</w:t>
-      </w:r>
-      <w:r>
-        <w:rPr>
-          <w:rStyle w:val="NormalTok"/>
-        </w:rPr>
-        <w:t xml:space="preserve">),</w:t>
-      </w:r>
-      <w:r>
-        <w:br/>
-      </w:r>
-      <w:r>
-        <w:rPr>
-          <w:rStyle w:val="NormalTok"/>
-        </w:rPr>
-        <w:t xml:space="preserve">                           </w:t>
-      </w:r>
-      <w:r>
-        <w:rPr>
-          <w:rStyle w:val="AttributeTok"/>
-        </w:rPr>
-        <w:t xml:space="preserve">levels =</w:t>
-      </w:r>
-      <w:r>
-        <w:rPr>
-          <w:rStyle w:val="NormalTok"/>
-        </w:rPr>
-        <w:t xml:space="preserve"> </w:t>
-      </w:r>
-      <w:r>
-        <w:rPr>
-          <w:rStyle w:val="FunctionTok"/>
-        </w:rPr>
         <w:t xml:space="preserve">c</w:t>
       </w:r>
       <w:r>
         <w:rPr>
           <w:rStyle w:val="NormalTok"/>
         </w:rPr>
-        <w:t xml:space="preserve">(</w:t>
-      </w:r>
-      <w:r>
-        <w:rPr>
-          <w:rStyle w:val="StringTok"/>
-        </w:rPr>
-        <w:t xml:space="preserve">"Domestic"</w:t>
-      </w:r>
-      <w:r>
-        <w:rPr>
-          <w:rStyle w:val="NormalTok"/>
-        </w:rPr>
-        <w:t xml:space="preserve">, </w:t>
-      </w:r>
-      <w:r>
-        <w:rPr>
-          <w:rStyle w:val="StringTok"/>
-        </w:rPr>
-        <w:t xml:space="preserve">"Not domestic"</w:t>
-      </w:r>
-      <w:r>
-        <w:rPr>
-          <w:rStyle w:val="NormalTok"/>
-        </w:rPr>
-        <w:t xml:space="preserve">)))</w:t>
+        <w:t xml:space="preserve">(__, __))</w:t>
       </w:r>
     </w:p>
     <w:p>
@@ -750,51 +890,6 @@
         </w:numPr>
       </w:pPr>
       <w:r>
-        <w:t xml:space="preserve">Then compute the mean</w:t>
-      </w:r>
-      <w:r>
-        <w:t xml:space="preserve"> </w:t>
-      </w:r>
-      <w:r>
-        <w:rPr>
-          <w:rStyle w:val="VerbatimChar"/>
-        </w:rPr>
-        <w:t xml:space="preserve">hour</w:t>
-      </w:r>
-      <w:r>
-        <w:t xml:space="preserve"> </w:t>
-      </w:r>
-      <w:r>
-        <w:t xml:space="preserve">for each group (</w:t>
-      </w:r>
-      <w:r>
-        <w:rPr>
-          <w:rStyle w:val="VerbatimChar"/>
-        </w:rPr>
-        <w:t xml:space="preserve">summarize()</w:t>
-      </w:r>
-      <w:r>
-        <w:t xml:space="preserve"> </w:t>
-      </w:r>
-      <w:r>
-        <w:t xml:space="preserve">with</w:t>
-      </w:r>
-      <w:r>
-        <w:t xml:space="preserve"> </w:t>
-      </w:r>
-      <w:r>
-        <w:rPr>
-          <w:rStyle w:val="VerbatimChar"/>
-        </w:rPr>
-        <w:t xml:space="preserve">.by = domestic</w:t>
-      </w:r>
-      <w:r>
-        <w:t xml:space="preserve">).</w:t>
-      </w:r>
-      <w:r>
-        <w:t xml:space="preserve"> </w:t>
-      </w:r>
-      <w:r>
         <w:rPr>
           <w:b/>
           <w:bCs/>
@@ -805,7 +900,22 @@
         <w:t xml:space="preserve"> </w:t>
       </w:r>
       <w:r>
-        <w:t xml:space="preserve">which group happens earlier in the day, on average, and by roughly how many minutes?</w:t>
+        <w:t xml:space="preserve">report the 95% confidence interval for the difference in percentage points, and the p-value. Do you reject the null? (If R prints the p-value with an</w:t>
+      </w:r>
+      <w:r>
+        <w:t xml:space="preserve"> </w:t>
+      </w:r>
+      <w:r>
+        <w:rPr>
+          <w:rStyle w:val="VerbatimChar"/>
+        </w:rPr>
+        <w:t xml:space="preserve">e-</w:t>
+      </w:r>
+      <w:r>
+        <w:t xml:space="preserve"> </w:t>
+      </w:r>
+      <w:r>
+        <w:t xml:space="preserve">in it, say in words what that means.)</w:t>
       </w:r>
     </w:p>
     <w:p>
@@ -826,13 +936,613 @@
           <w:b/>
           <w:bCs/>
         </w:rPr>
-        <w:t xml:space="preserve">frequentist</w:t>
-      </w:r>
-      <w:r>
-        <w:t xml:space="preserve"> </w:t>
-      </w:r>
-      <w:r>
-        <w:t xml:space="preserve">test:</w:t>
+        <w:t xml:space="preserve">Bayesian</w:t>
+      </w:r>
+      <w:r>
+        <w:t xml:space="preserve"> </w:t>
+      </w:r>
+      <w:r>
+        <w:t xml:space="preserve">test with the same four numbers in</w:t>
+      </w:r>
+      <w:r>
+        <w:t xml:space="preserve"> </w:t>
+      </w:r>
+      <w:r>
+        <w:rPr>
+          <w:rStyle w:val="VerbatimChar"/>
+        </w:rPr>
+        <w:t xml:space="preserve">bayes_prop_test()</w:t>
+      </w:r>
+      <w:r>
+        <w:t xml:space="preserve">.</w:t>
+      </w:r>
+      <w:r>
+        <w:t xml:space="preserve"> </w:t>
+      </w:r>
+      <w:r>
+        <w:rPr>
+          <w:b/>
+          <w:bCs/>
+        </w:rPr>
+        <w:t xml:space="preserve">In a comment:</w:t>
+      </w:r>
+      <w:r>
+        <w:t xml:space="preserve"> </w:t>
+      </w:r>
+      <w:r>
+        <w:t xml:space="preserve">report the 95% credible interval for the difference, and write the one sentence this output lets you say that the</w:t>
+      </w:r>
+      <w:r>
+        <w:t xml:space="preserve"> </w:t>
+      </w:r>
+      <w:r>
+        <w:rPr>
+          <w:rStyle w:val="VerbatimChar"/>
+        </w:rPr>
+        <w:t xml:space="preserve">prop.test()</w:t>
+      </w:r>
+      <w:r>
+        <w:t xml:space="preserve"> </w:t>
+      </w:r>
+      <w:r>
+        <w:t xml:space="preserve">output does not.</w:t>
+      </w:r>
+    </w:p>
+    <w:p>
+      <w:pPr>
+        <w:numPr>
+          <w:ilvl w:val="0"/>
+          <w:numId w:val="1003"/>
+        </w:numPr>
+      </w:pPr>
+      <w:r>
+        <w:rPr>
+          <w:b/>
+          <w:bCs/>
+        </w:rPr>
+        <w:t xml:space="preserve">In a comment:</w:t>
+      </w:r>
+      <w:r>
+        <w:t xml:space="preserve"> </w:t>
+      </w:r>
+      <w:r>
+        <w:t xml:space="preserve">compare the two intervals from steps 3 and 4. How close are they? Using what we saw in class about sample size, explain why.</w:t>
+      </w:r>
+    </w:p>
+    <w:p>
+      <w:pPr>
+        <w:numPr>
+          <w:ilvl w:val="0"/>
+          <w:numId w:val="1003"/>
+        </w:numPr>
+      </w:pPr>
+      <w:r>
+        <w:t xml:space="preserve">A rarer outcome. Add</w:t>
+      </w:r>
+      <w:r>
+        <w:t xml:space="preserve"> </w:t>
+      </w:r>
+      <w:r>
+        <w:rPr>
+          <w:rStyle w:val="VerbatimChar"/>
+        </w:rPr>
+        <w:t xml:space="preserve">fatal = fatalities &gt; 0</w:t>
+      </w:r>
+      <w:r>
+        <w:t xml:space="preserve"> </w:t>
+      </w:r>
+      <w:r>
+        <w:t xml:space="preserve">to</w:t>
+      </w:r>
+      <w:r>
+        <w:t xml:space="preserve"> </w:t>
+      </w:r>
+      <w:r>
+        <w:rPr>
+          <w:rStyle w:val="VerbatimChar"/>
+        </w:rPr>
+        <w:t xml:space="preserve">crashes</w:t>
+      </w:r>
+      <w:r>
+        <w:t xml:space="preserve"> </w:t>
+      </w:r>
+      <w:r>
+        <w:t xml:space="preserve">with</w:t>
+      </w:r>
+      <w:r>
+        <w:t xml:space="preserve"> </w:t>
+      </w:r>
+      <w:r>
+        <w:rPr>
+          <w:rStyle w:val="VerbatimChar"/>
+        </w:rPr>
+        <w:t xml:space="preserve">mutate()</w:t>
+      </w:r>
+      <w:r>
+        <w:t xml:space="preserve">, count</w:t>
+      </w:r>
+      <w:r>
+        <w:t xml:space="preserve"> </w:t>
+      </w:r>
+      <w:r>
+        <w:rPr>
+          <w:rStyle w:val="VerbatimChar"/>
+        </w:rPr>
+        <w:t xml:space="preserve">intox</w:t>
+      </w:r>
+      <w:r>
+        <w:t xml:space="preserve"> </w:t>
+      </w:r>
+      <w:r>
+        <w:t xml:space="preserve">by</w:t>
+      </w:r>
+      <w:r>
+        <w:t xml:space="preserve"> </w:t>
+      </w:r>
+      <w:r>
+        <w:rPr>
+          <w:rStyle w:val="VerbatimChar"/>
+        </w:rPr>
+        <w:t xml:space="preserve">fatal</w:t>
+      </w:r>
+      <w:r>
+        <w:t xml:space="preserve">, and run both tests again.</w:t>
+      </w:r>
+      <w:r>
+        <w:t xml:space="preserve"> </w:t>
+      </w:r>
+      <w:r>
+        <w:rPr>
+          <w:b/>
+          <w:bCs/>
+        </w:rPr>
+        <w:t xml:space="preserve">In a comment:</w:t>
+      </w:r>
+      <w:r>
+        <w:t xml:space="preserve"> </w:t>
+      </w:r>
+      <w:r>
+        <w:t xml:space="preserve">report both intervals. The gap here is only a few percentage points, and the p-value is still tiny. What does that tell you about what a p-value does and does not measure?</w:t>
+      </w:r>
+    </w:p>
+    <w:p>
+      <w:pPr>
+        <w:numPr>
+          <w:ilvl w:val="0"/>
+          <w:numId w:val="1003"/>
+        </w:numPr>
+      </w:pPr>
+      <w:r>
+        <w:t xml:space="preserve">A small study, with a prior.</w:t>
+      </w:r>
+      <w:r>
+        <w:t xml:space="preserve"> </w:t>
+      </w:r>
+      <w:r>
+        <w:rPr>
+          <w:i/>
+          <w:iCs/>
+        </w:rPr>
+        <w:t xml:space="preserve">(Pretend numbers.)</w:t>
+      </w:r>
+      <w:r>
+        <w:t xml:space="preserve"> </w:t>
+      </w:r>
+      <w:r>
+        <w:t xml:space="preserve">A county pilots a DUI court. Of</w:t>
+      </w:r>
+      <w:r>
+        <w:t xml:space="preserve"> </w:t>
+      </w:r>
+      <w:r>
+        <w:rPr>
+          <w:b/>
+          <w:bCs/>
+        </w:rPr>
+        <w:t xml:space="preserve">60</w:t>
+      </w:r>
+      <w:r>
+        <w:t xml:space="preserve"> </w:t>
+      </w:r>
+      <w:r>
+        <w:t xml:space="preserve">participants,</w:t>
+      </w:r>
+      <w:r>
+        <w:t xml:space="preserve"> </w:t>
+      </w:r>
+      <w:r>
+        <w:rPr>
+          <w:b/>
+          <w:bCs/>
+        </w:rPr>
+        <w:t xml:space="preserve">18</w:t>
+      </w:r>
+      <w:r>
+        <w:t xml:space="preserve"> </w:t>
+      </w:r>
+      <w:r>
+        <w:t xml:space="preserve">are re-arrested for DUI within two years; of</w:t>
+      </w:r>
+      <w:r>
+        <w:t xml:space="preserve"> </w:t>
+      </w:r>
+      <w:r>
+        <w:rPr>
+          <w:b/>
+          <w:bCs/>
+        </w:rPr>
+        <w:t xml:space="preserve">60</w:t>
+      </w:r>
+      <w:r>
+        <w:t xml:space="preserve"> </w:t>
+      </w:r>
+      <w:r>
+        <w:t xml:space="preserve">similar people who went through regular court,</w:t>
+      </w:r>
+      <w:r>
+        <w:t xml:space="preserve"> </w:t>
+      </w:r>
+      <w:r>
+        <w:rPr>
+          <w:b/>
+          <w:bCs/>
+        </w:rPr>
+        <w:t xml:space="preserve">27</w:t>
+      </w:r>
+      <w:r>
+        <w:t xml:space="preserve"> </w:t>
+      </w:r>
+      <w:r>
+        <w:t xml:space="preserve">are. Before the pilot, the county’s best information was that about 45% of people like these are re-arrested, and they trust that about as much as having seen 20 cases:</w:t>
+      </w:r>
+      <w:r>
+        <w:t xml:space="preserve"> </w:t>
+      </w:r>
+      <w:r>
+        <w:rPr>
+          <w:rStyle w:val="VerbatimChar"/>
+        </w:rPr>
+        <w:t xml:space="preserve">prior = c(9, 11)</w:t>
+      </w:r>
+      <w:r>
+        <w:t xml:space="preserve">.</w:t>
+      </w:r>
+    </w:p>
+    <w:p>
+      <w:pPr>
+        <w:numPr>
+          <w:ilvl w:val="0"/>
+          <w:numId w:val="1000"/>
+        </w:numPr>
+      </w:pPr>
+      <w:r>
+        <w:t xml:space="preserve">Run</w:t>
+      </w:r>
+      <w:r>
+        <w:t xml:space="preserve"> </w:t>
+      </w:r>
+      <w:r>
+        <w:rPr>
+          <w:rStyle w:val="VerbatimChar"/>
+        </w:rPr>
+        <w:t xml:space="preserve">prop.test()</w:t>
+      </w:r>
+      <w:r>
+        <w:t xml:space="preserve"> </w:t>
+      </w:r>
+      <w:r>
+        <w:t xml:space="preserve">and then</w:t>
+      </w:r>
+      <w:r>
+        <w:t xml:space="preserve"> </w:t>
+      </w:r>
+      <w:r>
+        <w:rPr>
+          <w:rStyle w:val="VerbatimChar"/>
+        </w:rPr>
+        <w:t xml:space="preserve">bayes_prop_test()</w:t>
+      </w:r>
+      <w:r>
+        <w:t xml:space="preserve"> </w:t>
+      </w:r>
+      <w:r>
+        <w:t xml:space="preserve">with that prior, DUI court first.</w:t>
+      </w:r>
+      <w:r>
+        <w:t xml:space="preserve"> </w:t>
+      </w:r>
+      <w:r>
+        <w:rPr>
+          <w:b/>
+          <w:bCs/>
+        </w:rPr>
+        <w:t xml:space="preserve">In a comment:</w:t>
+      </w:r>
+      <w:r>
+        <w:t xml:space="preserve"> </w:t>
+      </w:r>
+      <w:r>
+        <w:t xml:space="preserve">report the p-value, and report the probability that the DUI court’s re-arrest rate is lower. Then answer: if you were advising the county on whether to keep funding the court, which result would you put in front of them, and what would you be careful to say about it?</w:t>
+      </w:r>
+    </w:p>
+    <w:p>
+      <w:pPr>
+        <w:numPr>
+          <w:ilvl w:val="0"/>
+          <w:numId w:val="1003"/>
+        </w:numPr>
+      </w:pPr>
+      <w:r>
+        <w:rPr>
+          <w:b/>
+          <w:bCs/>
+        </w:rPr>
+        <w:t xml:space="preserve">How big, in real units.</w:t>
+      </w:r>
+      <w:r>
+        <w:t xml:space="preserve"> </w:t>
+      </w:r>
+      <w:r>
+        <w:t xml:space="preserve">Go back to step 3.</w:t>
+      </w:r>
+      <w:r>
+        <w:t xml:space="preserve"> </w:t>
+      </w:r>
+      <w:r>
+        <w:rPr>
+          <w:b/>
+          <w:bCs/>
+        </w:rPr>
+        <w:t xml:space="preserve">In a comment:</w:t>
+      </w:r>
+      <w:r>
+        <w:t xml:space="preserve"> </w:t>
+      </w:r>
+      <w:r>
+        <w:t xml:space="preserve">state the size of the difference in plain words a legislator would understand (no p-values, no intervals), and say whether you think a gap that size is big enough to matter, and why.</w:t>
+      </w:r>
+    </w:p>
+    <w:bookmarkEnd w:id="22"/>
+    <w:bookmarkStart w:id="24" w:name="r4ds-exercises-required"/>
+    <w:p>
+      <w:pPr>
+        <w:pStyle w:val="Heading2"/>
+      </w:pPr>
+      <w:r>
+        <w:t xml:space="preserve">R4DS Exercises (required)</w:t>
+      </w:r>
+    </w:p>
+    <w:p>
+      <w:pPr>
+        <w:pStyle w:val="FirstParagraph"/>
+      </w:pPr>
+      <w:r>
+        <w:t xml:space="preserve">From your R4DS reading for Session 7 —</w:t>
+      </w:r>
+      <w:r>
+        <w:t xml:space="preserve"> </w:t>
+      </w:r>
+      <w:hyperlink r:id="rId23">
+        <w:r>
+          <w:rPr>
+            <w:rStyle w:val="Hyperlink"/>
+            <w:b/>
+            <w:bCs/>
+          </w:rPr>
+          <w:t xml:space="preserve">Ch. 17, Dates and times</w:t>
+        </w:r>
+      </w:hyperlink>
+      <w:r>
+        <w:t xml:space="preserve">. No new packages: lubridate loads with the tidyverse. You will need</w:t>
+      </w:r>
+      <w:r>
+        <w:t xml:space="preserve"> </w:t>
+      </w:r>
+      <w:r>
+        <w:rPr>
+          <w:rStyle w:val="VerbatimChar"/>
+        </w:rPr>
+        <w:t xml:space="preserve">library(nycflights13)</w:t>
+      </w:r>
+      <w:r>
+        <w:t xml:space="preserve"> </w:t>
+      </w:r>
+      <w:r>
+        <w:t xml:space="preserve">for one exercise (you installed it for Homework 2). All four exercises are about one idea: a date is not text, and R can only do date arithmetic once you have told it how the date was written.</w:t>
+      </w:r>
+    </w:p>
+    <w:p>
+      <w:pPr>
+        <w:pStyle w:val="BodyText"/>
+      </w:pPr>
+      <w:r>
+        <w:t xml:space="preserve">Work these in the</w:t>
+      </w:r>
+      <w:r>
+        <w:t xml:space="preserve"> </w:t>
+      </w:r>
+      <w:r>
+        <w:rPr>
+          <w:b/>
+          <w:bCs/>
+        </w:rPr>
+        <w:t xml:space="preserve">same</w:t>
+      </w:r>
+      <w:r>
+        <w:rPr>
+          <w:b/>
+          <w:bCs/>
+        </w:rPr>
+        <w:t xml:space="preserve"> </w:t>
+      </w:r>
+      <w:r>
+        <w:rPr>
+          <w:rStyle w:val="VerbatimChar"/>
+          <w:b/>
+          <w:bCs/>
+        </w:rPr>
+        <w:t xml:space="preserve">.R</w:t>
+      </w:r>
+      <w:r>
+        <w:rPr>
+          <w:b/>
+          <w:bCs/>
+        </w:rPr>
+        <w:t xml:space="preserve"> </w:t>
+      </w:r>
+      <w:r>
+        <w:rPr>
+          <w:b/>
+          <w:bCs/>
+        </w:rPr>
+        <w:t xml:space="preserve">script</w:t>
+      </w:r>
+      <w:r>
+        <w:t xml:space="preserve">, under a</w:t>
+      </w:r>
+      <w:r>
+        <w:t xml:space="preserve"> </w:t>
+      </w:r>
+      <w:r>
+        <w:rPr>
+          <w:rStyle w:val="VerbatimChar"/>
+        </w:rPr>
+        <w:t xml:space="preserve"># ---- R4DS ----</w:t>
+      </w:r>
+      <w:r>
+        <w:t xml:space="preserve"> </w:t>
+      </w:r>
+      <w:r>
+        <w:t xml:space="preserve">header.</w:t>
+      </w:r>
+    </w:p>
+    <w:p>
+      <w:pPr>
+        <w:numPr>
+          <w:ilvl w:val="0"/>
+          <w:numId w:val="1004"/>
+        </w:numPr>
+      </w:pPr>
+      <w:r>
+        <w:rPr>
+          <w:b/>
+          <w:bCs/>
+        </w:rPr>
+        <w:t xml:space="preserve">17.2.5</w:t>
+      </w:r>
+      <w:r>
+        <w:t xml:space="preserve"> </w:t>
+      </w:r>
+      <w:r>
+        <w:t xml:space="preserve">#1 — what happens if you parse a string that contains invalid dates? Run</w:t>
+      </w:r>
+      <w:r>
+        <w:t xml:space="preserve"> </w:t>
+      </w:r>
+      <w:r>
+        <w:rPr>
+          <w:rStyle w:val="VerbatimChar"/>
+        </w:rPr>
+        <w:t xml:space="preserve">ymd(c("2010-10-10", "bananas"))</w:t>
+      </w:r>
+      <w:r>
+        <w:t xml:space="preserve"> </w:t>
+      </w:r>
+      <w:r>
+        <w:t xml:space="preserve">and say in a comment what R did with each of the two strings.</w:t>
+      </w:r>
+    </w:p>
+    <w:p>
+      <w:pPr>
+        <w:numPr>
+          <w:ilvl w:val="0"/>
+          <w:numId w:val="1004"/>
+        </w:numPr>
+      </w:pPr>
+      <w:r>
+        <w:rPr>
+          <w:b/>
+          <w:bCs/>
+        </w:rPr>
+        <w:t xml:space="preserve">17.2.5</w:t>
+      </w:r>
+      <w:r>
+        <w:t xml:space="preserve"> </w:t>
+      </w:r>
+      <w:r>
+        <w:t xml:space="preserve">#3 — parse each of these with the right lubridate function (</w:t>
+      </w:r>
+      <w:r>
+        <w:rPr>
+          <w:rStyle w:val="VerbatimChar"/>
+        </w:rPr>
+        <w:t xml:space="preserve">ymd()</w:t>
+      </w:r>
+      <w:r>
+        <w:t xml:space="preserve">,</w:t>
+      </w:r>
+      <w:r>
+        <w:t xml:space="preserve"> </w:t>
+      </w:r>
+      <w:r>
+        <w:rPr>
+          <w:rStyle w:val="VerbatimChar"/>
+        </w:rPr>
+        <w:t xml:space="preserve">mdy()</w:t>
+      </w:r>
+      <w:r>
+        <w:t xml:space="preserve">, or</w:t>
+      </w:r>
+      <w:r>
+        <w:t xml:space="preserve"> </w:t>
+      </w:r>
+      <w:r>
+        <w:rPr>
+          <w:rStyle w:val="VerbatimChar"/>
+        </w:rPr>
+        <w:t xml:space="preserve">dmy()</w:t>
+      </w:r>
+      <w:r>
+        <w:t xml:space="preserve">). Do the lubridate half only; skip the</w:t>
+      </w:r>
+      <w:r>
+        <w:t xml:space="preserve"> </w:t>
+      </w:r>
+      <w:r>
+        <w:t xml:space="preserve">“readr column specification”</w:t>
+      </w:r>
+      <w:r>
+        <w:t xml:space="preserve"> </w:t>
+      </w:r>
+      <w:r>
+        <w:t xml:space="preserve">half, and skip</w:t>
+      </w:r>
+      <w:r>
+        <w:t xml:space="preserve"> </w:t>
+      </w:r>
+      <w:r>
+        <w:rPr>
+          <w:rStyle w:val="VerbatimChar"/>
+        </w:rPr>
+        <w:t xml:space="preserve">t1</w:t>
+      </w:r>
+      <w:r>
+        <w:t xml:space="preserve"> </w:t>
+      </w:r>
+      <w:r>
+        <w:t xml:space="preserve">and</w:t>
+      </w:r>
+      <w:r>
+        <w:t xml:space="preserve"> </w:t>
+      </w:r>
+      <w:r>
+        <w:rPr>
+          <w:rStyle w:val="VerbatimChar"/>
+        </w:rPr>
+        <w:t xml:space="preserve">t2</w:t>
+      </w:r>
+      <w:r>
+        <w:t xml:space="preserve">. The function’s name is just the order the pieces appear in: year, month, day.</w:t>
       </w:r>
     </w:p>
     <w:p>
@@ -845,46 +1555,184 @@
       </w:pPr>
       <w:r>
         <w:rPr>
+          <w:rStyle w:val="NormalTok"/>
+        </w:rPr>
+        <w:t xml:space="preserve">d1 </w:t>
+      </w:r>
+      <w:r>
+        <w:rPr>
+          <w:rStyle w:val="OtherTok"/>
+        </w:rPr>
+        <w:t xml:space="preserve">&lt;-</w:t>
+      </w:r>
+      <w:r>
+        <w:rPr>
+          <w:rStyle w:val="NormalTok"/>
+        </w:rPr>
+        <w:t xml:space="preserve"> </w:t>
+      </w:r>
+      <w:r>
+        <w:rPr>
+          <w:rStyle w:val="StringTok"/>
+        </w:rPr>
+        <w:t xml:space="preserve">"January 1, 2010"</w:t>
+      </w:r>
+      <w:r>
+        <w:br/>
+      </w:r>
+      <w:r>
+        <w:rPr>
+          <w:rStyle w:val="NormalTok"/>
+        </w:rPr>
+        <w:t xml:space="preserve">d2 </w:t>
+      </w:r>
+      <w:r>
+        <w:rPr>
+          <w:rStyle w:val="OtherTok"/>
+        </w:rPr>
+        <w:t xml:space="preserve">&lt;-</w:t>
+      </w:r>
+      <w:r>
+        <w:rPr>
+          <w:rStyle w:val="NormalTok"/>
+        </w:rPr>
+        <w:t xml:space="preserve"> </w:t>
+      </w:r>
+      <w:r>
+        <w:rPr>
+          <w:rStyle w:val="StringTok"/>
+        </w:rPr>
+        <w:t xml:space="preserve">"2015-Mar-07"</w:t>
+      </w:r>
+      <w:r>
+        <w:br/>
+      </w:r>
+      <w:r>
+        <w:rPr>
+          <w:rStyle w:val="NormalTok"/>
+        </w:rPr>
+        <w:t xml:space="preserve">d3 </w:t>
+      </w:r>
+      <w:r>
+        <w:rPr>
+          <w:rStyle w:val="OtherTok"/>
+        </w:rPr>
+        <w:t xml:space="preserve">&lt;-</w:t>
+      </w:r>
+      <w:r>
+        <w:rPr>
+          <w:rStyle w:val="NormalTok"/>
+        </w:rPr>
+        <w:t xml:space="preserve"> </w:t>
+      </w:r>
+      <w:r>
+        <w:rPr>
+          <w:rStyle w:val="StringTok"/>
+        </w:rPr>
+        <w:t xml:space="preserve">"06-Jun-2017"</w:t>
+      </w:r>
+      <w:r>
+        <w:br/>
+      </w:r>
+      <w:r>
+        <w:rPr>
+          <w:rStyle w:val="NormalTok"/>
+        </w:rPr>
+        <w:t xml:space="preserve">d4 </w:t>
+      </w:r>
+      <w:r>
+        <w:rPr>
+          <w:rStyle w:val="OtherTok"/>
+        </w:rPr>
+        <w:t xml:space="preserve">&lt;-</w:t>
+      </w:r>
+      <w:r>
+        <w:rPr>
+          <w:rStyle w:val="NormalTok"/>
+        </w:rPr>
+        <w:t xml:space="preserve"> </w:t>
+      </w:r>
+      <w:r>
+        <w:rPr>
           <w:rStyle w:val="FunctionTok"/>
         </w:rPr>
-        <w:t xml:space="preserve">t.test</w:t>
-      </w:r>
-      <w:r>
-        <w:rPr>
-          <w:rStyle w:val="NormalTok"/>
-        </w:rPr>
-        <w:t xml:space="preserve">(hour </w:t>
-      </w:r>
-      <w:r>
-        <w:rPr>
-          <w:rStyle w:val="SpecialCharTok"/>
-        </w:rPr>
-        <w:t xml:space="preserve">~</w:t>
-      </w:r>
-      <w:r>
-        <w:rPr>
-          <w:rStyle w:val="NormalTok"/>
-        </w:rPr>
-        <w:t xml:space="preserve"> domestic, </w:t>
-      </w:r>
-      <w:r>
-        <w:rPr>
-          <w:rStyle w:val="AttributeTok"/>
-        </w:rPr>
-        <w:t xml:space="preserve">data =</w:t>
-      </w:r>
-      <w:r>
-        <w:rPr>
-          <w:rStyle w:val="NormalTok"/>
-        </w:rPr>
-        <w:t xml:space="preserve"> crimes)</w:t>
+        <w:t xml:space="preserve">c</w:t>
+      </w:r>
+      <w:r>
+        <w:rPr>
+          <w:rStyle w:val="NormalTok"/>
+        </w:rPr>
+        <w:t xml:space="preserve">(</w:t>
+      </w:r>
+      <w:r>
+        <w:rPr>
+          <w:rStyle w:val="StringTok"/>
+        </w:rPr>
+        <w:t xml:space="preserve">"August 19 (2015)"</w:t>
+      </w:r>
+      <w:r>
+        <w:rPr>
+          <w:rStyle w:val="NormalTok"/>
+        </w:rPr>
+        <w:t xml:space="preserve">, </w:t>
+      </w:r>
+      <w:r>
+        <w:rPr>
+          <w:rStyle w:val="StringTok"/>
+        </w:rPr>
+        <w:t xml:space="preserve">"July 1 (2015)"</w:t>
+      </w:r>
+      <w:r>
+        <w:rPr>
+          <w:rStyle w:val="NormalTok"/>
+        </w:rPr>
+        <w:t xml:space="preserve">)</w:t>
+      </w:r>
+      <w:r>
+        <w:br/>
+      </w:r>
+      <w:r>
+        <w:rPr>
+          <w:rStyle w:val="NormalTok"/>
+        </w:rPr>
+        <w:t xml:space="preserve">d5 </w:t>
+      </w:r>
+      <w:r>
+        <w:rPr>
+          <w:rStyle w:val="OtherTok"/>
+        </w:rPr>
+        <w:t xml:space="preserve">&lt;-</w:t>
+      </w:r>
+      <w:r>
+        <w:rPr>
+          <w:rStyle w:val="NormalTok"/>
+        </w:rPr>
+        <w:t xml:space="preserve"> </w:t>
+      </w:r>
+      <w:r>
+        <w:rPr>
+          <w:rStyle w:val="StringTok"/>
+        </w:rPr>
+        <w:t xml:space="preserve">"12/30/14"</w:t>
+      </w:r>
+      <w:r>
+        <w:rPr>
+          <w:rStyle w:val="NormalTok"/>
+        </w:rPr>
+        <w:t xml:space="preserve"> </w:t>
+      </w:r>
+      <w:r>
+        <w:rPr>
+          <w:rStyle w:val="CommentTok"/>
+        </w:rPr>
+        <w:t xml:space="preserve"># Dec 30, 2014</w:t>
       </w:r>
     </w:p>
     <w:p>
       <w:pPr>
         <w:numPr>
           <w:ilvl w:val="0"/>
-          <w:numId w:val="1000"/>
+          <w:numId w:val="1004"/>
         </w:numPr>
       </w:pPr>
       <w:r>
@@ -892,50 +1740,67 @@
           <w:b/>
           <w:bCs/>
         </w:rPr>
-        <w:t xml:space="preserve">In a comment:</w:t>
-      </w:r>
-      <w:r>
-        <w:t xml:space="preserve"> </w:t>
-      </w:r>
-      <w:r>
-        <w:t xml:space="preserve">report the p-value and the 95% confidence interval in minutes, then interpret the result in plain English — one sentence a police commander would understand.</w:t>
-      </w:r>
-      <w:r>
-        <w:t xml:space="preserve"> </w:t>
-      </w:r>
-      <w:r>
-        <w:rPr>
-          <w:i/>
-          <w:iCs/>
-        </w:rPr>
-        <w:t xml:space="preserve">(Direction check, as in Lab 5: the output lists Domestic first, so the interval is Domestic minus Not domestic. Confirm its sign against the two group means at the bottom of the output.)</w:t>
-      </w:r>
-    </w:p>
-    <w:p>
-      <w:pPr>
-        <w:numPr>
-          <w:ilvl w:val="0"/>
-          <w:numId w:val="1003"/>
-        </w:numPr>
-      </w:pPr>
-      <w:r>
-        <w:t xml:space="preserve">Run the</w:t>
-      </w:r>
-      <w:r>
-        <w:t xml:space="preserve"> </w:t>
-      </w:r>
-      <w:r>
-        <w:rPr>
-          <w:b/>
-          <w:bCs/>
-        </w:rPr>
-        <w:t xml:space="preserve">Bayesian</w:t>
-      </w:r>
-      <w:r>
-        <w:t xml:space="preserve"> </w:t>
-      </w:r>
-      <w:r>
-        <w:t xml:space="preserve">test on the same question, handing it the two groups in the same order:</w:t>
+        <w:t xml:space="preserve">17.3.4</w:t>
+      </w:r>
+      <w:r>
+        <w:t xml:space="preserve"> </w:t>
+      </w:r>
+      <w:r>
+        <w:t xml:space="preserve">#5 — on what day of the week should you leave if you want to minimise the chance of a delay? Start from this, which builds a real date out of three number columns and then pulls the weekday out of it. Finish it with a</w:t>
+      </w:r>
+      <w:r>
+        <w:t xml:space="preserve"> </w:t>
+      </w:r>
+      <w:r>
+        <w:rPr>
+          <w:rStyle w:val="VerbatimChar"/>
+        </w:rPr>
+        <w:t xml:space="preserve">summarize()</w:t>
+      </w:r>
+      <w:r>
+        <w:t xml:space="preserve"> </w:t>
+      </w:r>
+      <w:r>
+        <w:t xml:space="preserve">by</w:t>
+      </w:r>
+      <w:r>
+        <w:t xml:space="preserve"> </w:t>
+      </w:r>
+      <w:r>
+        <w:rPr>
+          <w:rStyle w:val="VerbatimChar"/>
+        </w:rPr>
+        <w:t xml:space="preserve">weekday</w:t>
+      </w:r>
+      <w:r>
+        <w:t xml:space="preserve"> </w:t>
+      </w:r>
+      <w:r>
+        <w:t xml:space="preserve">(average</w:t>
+      </w:r>
+      <w:r>
+        <w:t xml:space="preserve"> </w:t>
+      </w:r>
+      <w:r>
+        <w:rPr>
+          <w:rStyle w:val="VerbatimChar"/>
+        </w:rPr>
+        <w:t xml:space="preserve">dep_delay</w:t>
+      </w:r>
+      <w:r>
+        <w:t xml:space="preserve">, with</w:t>
+      </w:r>
+      <w:r>
+        <w:t xml:space="preserve"> </w:t>
+      </w:r>
+      <w:r>
+        <w:rPr>
+          <w:rStyle w:val="VerbatimChar"/>
+        </w:rPr>
+        <w:t xml:space="preserve">na.rm = TRUE</w:t>
+      </w:r>
+      <w:r>
+        <w:t xml:space="preserve">) and answer in a comment.</w:t>
       </w:r>
     </w:p>
     <w:p>
@@ -948,69 +1813,33 @@
       </w:pPr>
       <w:r>
         <w:rPr>
-          <w:rStyle w:val="NormalTok"/>
-        </w:rPr>
-        <w:t xml:space="preserve">dom_hours    </w:t>
-      </w:r>
-      <w:r>
-        <w:rPr>
-          <w:rStyle w:val="OtherTok"/>
-        </w:rPr>
-        <w:t xml:space="preserve">&lt;-</w:t>
-      </w:r>
-      <w:r>
-        <w:rPr>
-          <w:rStyle w:val="NormalTok"/>
-        </w:rPr>
-        <w:t xml:space="preserve"> crimes</w:t>
+          <w:rStyle w:val="FunctionTok"/>
+        </w:rPr>
+        <w:t xml:space="preserve">library</w:t>
+      </w:r>
+      <w:r>
+        <w:rPr>
+          <w:rStyle w:val="NormalTok"/>
+        </w:rPr>
+        <w:t xml:space="preserve">(nycflights13)</w:t>
+      </w:r>
+      <w:r>
+        <w:br/>
+      </w:r>
+      <w:r>
+        <w:br/>
+      </w:r>
+      <w:r>
+        <w:rPr>
+          <w:rStyle w:val="NormalTok"/>
+        </w:rPr>
+        <w:t xml:space="preserve">flights </w:t>
       </w:r>
       <w:r>
         <w:rPr>
           <w:rStyle w:val="SpecialCharTok"/>
         </w:rPr>
-        <w:t xml:space="preserve">$</w:t>
-      </w:r>
-      <w:r>
-        <w:rPr>
-          <w:rStyle w:val="NormalTok"/>
-        </w:rPr>
-        <w:t xml:space="preserve">hour[crimes</w:t>
-      </w:r>
-      <w:r>
-        <w:rPr>
-          <w:rStyle w:val="SpecialCharTok"/>
-        </w:rPr>
-        <w:t xml:space="preserve">$</w:t>
-      </w:r>
-      <w:r>
-        <w:rPr>
-          <w:rStyle w:val="NormalTok"/>
-        </w:rPr>
-        <w:t xml:space="preserve">domestic </w:t>
-      </w:r>
-      <w:r>
-        <w:rPr>
-          <w:rStyle w:val="SpecialCharTok"/>
-        </w:rPr>
-        <w:t xml:space="preserve">==</w:t>
-      </w:r>
-      <w:r>
-        <w:rPr>
-          <w:rStyle w:val="NormalTok"/>
-        </w:rPr>
-        <w:t xml:space="preserve"> </w:t>
-      </w:r>
-      <w:r>
-        <w:rPr>
-          <w:rStyle w:val="StringTok"/>
-        </w:rPr>
-        <w:t xml:space="preserve">"Domestic"</w:t>
-      </w:r>
-      <w:r>
-        <w:rPr>
-          <w:rStyle w:val="NormalTok"/>
-        </w:rPr>
-        <w:t xml:space="preserve">]</w:t>
+        <w:t xml:space="preserve">|&gt;</w:t>
       </w:r>
       <w:r>
         <w:br/>
@@ -1019,85 +1848,58 @@
         <w:rPr>
           <w:rStyle w:val="NormalTok"/>
         </w:rPr>
-        <w:t xml:space="preserve">nondom_hours </w:t>
-      </w:r>
-      <w:r>
-        <w:rPr>
-          <w:rStyle w:val="OtherTok"/>
-        </w:rPr>
-        <w:t xml:space="preserve">&lt;-</w:t>
-      </w:r>
-      <w:r>
-        <w:rPr>
-          <w:rStyle w:val="NormalTok"/>
-        </w:rPr>
-        <w:t xml:space="preserve"> crimes</w:t>
-      </w:r>
-      <w:r>
-        <w:rPr>
-          <w:rStyle w:val="SpecialCharTok"/>
-        </w:rPr>
-        <w:t xml:space="preserve">$</w:t>
-      </w:r>
-      <w:r>
-        <w:rPr>
-          <w:rStyle w:val="NormalTok"/>
-        </w:rPr>
-        <w:t xml:space="preserve">hour[crimes</w:t>
-      </w:r>
-      <w:r>
-        <w:rPr>
-          <w:rStyle w:val="SpecialCharTok"/>
-        </w:rPr>
-        <w:t xml:space="preserve">$</w:t>
-      </w:r>
-      <w:r>
-        <w:rPr>
-          <w:rStyle w:val="NormalTok"/>
-        </w:rPr>
-        <w:t xml:space="preserve">domestic </w:t>
-      </w:r>
-      <w:r>
-        <w:rPr>
-          <w:rStyle w:val="SpecialCharTok"/>
-        </w:rPr>
-        <w:t xml:space="preserve">==</w:t>
-      </w:r>
-      <w:r>
-        <w:rPr>
-          <w:rStyle w:val="NormalTok"/>
-        </w:rPr>
-        <w:t xml:space="preserve"> </w:t>
-      </w:r>
-      <w:r>
-        <w:rPr>
-          <w:rStyle w:val="StringTok"/>
-        </w:rPr>
-        <w:t xml:space="preserve">"Not domestic"</w:t>
-      </w:r>
-      <w:r>
-        <w:rPr>
-          <w:rStyle w:val="NormalTok"/>
-        </w:rPr>
-        <w:t xml:space="preserve">]</w:t>
+        <w:t xml:space="preserve">  </w:t>
+      </w:r>
+      <w:r>
+        <w:rPr>
+          <w:rStyle w:val="FunctionTok"/>
+        </w:rPr>
+        <w:t xml:space="preserve">mutate</w:t>
+      </w:r>
+      <w:r>
+        <w:rPr>
+          <w:rStyle w:val="NormalTok"/>
+        </w:rPr>
+        <w:t xml:space="preserve">(</w:t>
+      </w:r>
+      <w:r>
+        <w:rPr>
+          <w:rStyle w:val="AttributeTok"/>
+        </w:rPr>
+        <w:t xml:space="preserve">date =</w:t>
+      </w:r>
+      <w:r>
+        <w:rPr>
+          <w:rStyle w:val="NormalTok"/>
+        </w:rPr>
+        <w:t xml:space="preserve"> </w:t>
+      </w:r>
+      <w:r>
+        <w:rPr>
+          <w:rStyle w:val="FunctionTok"/>
+        </w:rPr>
+        <w:t xml:space="preserve">make_date</w:t>
+      </w:r>
+      <w:r>
+        <w:rPr>
+          <w:rStyle w:val="NormalTok"/>
+        </w:rPr>
+        <w:t xml:space="preserve">(year, month, day),</w:t>
       </w:r>
       <w:r>
         <w:br/>
       </w:r>
       <w:r>
-        <w:br/>
-      </w:r>
-      <w:r>
-        <w:rPr>
-          <w:rStyle w:val="NormalTok"/>
-        </w:rPr>
-        <w:t xml:space="preserve">bf </w:t>
-      </w:r>
-      <w:r>
-        <w:rPr>
-          <w:rStyle w:val="OtherTok"/>
-        </w:rPr>
-        <w:t xml:space="preserve">&lt;-</w:t>
+        <w:rPr>
+          <w:rStyle w:val="NormalTok"/>
+        </w:rPr>
+        <w:t xml:space="preserve">         </w:t>
+      </w:r>
+      <w:r>
+        <w:rPr>
+          <w:rStyle w:val="AttributeTok"/>
+        </w:rPr>
+        <w:t xml:space="preserve">weekday =</w:t>
       </w:r>
       <w:r>
         <w:rPr>
@@ -1109,71 +1911,44 @@
         <w:rPr>
           <w:rStyle w:val="FunctionTok"/>
         </w:rPr>
-        <w:t xml:space="preserve">ttestBF</w:t>
-      </w:r>
-      <w:r>
-        <w:rPr>
-          <w:rStyle w:val="NormalTok"/>
-        </w:rPr>
-        <w:t xml:space="preserve">(</w:t>
+        <w:t xml:space="preserve">wday</w:t>
+      </w:r>
+      <w:r>
+        <w:rPr>
+          <w:rStyle w:val="NormalTok"/>
+        </w:rPr>
+        <w:t xml:space="preserve">(date, </w:t>
       </w:r>
       <w:r>
         <w:rPr>
           <w:rStyle w:val="AttributeTok"/>
         </w:rPr>
-        <w:t xml:space="preserve">x =</w:t>
-      </w:r>
-      <w:r>
-        <w:rPr>
-          <w:rStyle w:val="NormalTok"/>
-        </w:rPr>
-        <w:t xml:space="preserve"> dom_hours, </w:t>
-      </w:r>
-      <w:r>
-        <w:rPr>
-          <w:rStyle w:val="AttributeTok"/>
-        </w:rPr>
-        <w:t xml:space="preserve">y =</w:t>
-      </w:r>
-      <w:r>
-        <w:rPr>
-          <w:rStyle w:val="NormalTok"/>
-        </w:rPr>
-        <w:t xml:space="preserve"> nondom_hours)</w:t>
-      </w:r>
-      <w:r>
-        <w:br/>
-      </w:r>
-      <w:r>
-        <w:rPr>
-          <w:rStyle w:val="FunctionTok"/>
-        </w:rPr>
-        <w:t xml:space="preserve">extractBF</w:t>
-      </w:r>
-      <w:r>
-        <w:rPr>
-          <w:rStyle w:val="NormalTok"/>
-        </w:rPr>
-        <w:t xml:space="preserve">(bf)</w:t>
-      </w:r>
-      <w:r>
-        <w:rPr>
-          <w:rStyle w:val="SpecialCharTok"/>
-        </w:rPr>
-        <w:t xml:space="preserve">$</w:t>
-      </w:r>
-      <w:r>
-        <w:rPr>
-          <w:rStyle w:val="NormalTok"/>
-        </w:rPr>
-        <w:t xml:space="preserve">bf</w:t>
+        <w:t xml:space="preserve">label =</w:t>
+      </w:r>
+      <w:r>
+        <w:rPr>
+          <w:rStyle w:val="NormalTok"/>
+        </w:rPr>
+        <w:t xml:space="preserve"> </w:t>
+      </w:r>
+      <w:r>
+        <w:rPr>
+          <w:rStyle w:val="ConstantTok"/>
+        </w:rPr>
+        <w:t xml:space="preserve">TRUE</w:t>
+      </w:r>
+      <w:r>
+        <w:rPr>
+          <w:rStyle w:val="NormalTok"/>
+        </w:rPr>
+        <w:t xml:space="preserve">))</w:t>
       </w:r>
     </w:p>
     <w:p>
       <w:pPr>
         <w:numPr>
           <w:ilvl w:val="0"/>
-          <w:numId w:val="1000"/>
+          <w:numId w:val="1004"/>
         </w:numPr>
       </w:pPr>
       <w:r>
@@ -1181,84 +1956,81 @@
           <w:b/>
           <w:bCs/>
         </w:rPr>
-        <w:t xml:space="preserve">In a comment:</w:t>
-      </w:r>
-      <w:r>
-        <w:t xml:space="preserve"> </w:t>
-      </w:r>
-      <w:r>
-        <w:t xml:space="preserve">report the Bayes factor and interpret it in plain English. Which hypothesis do the data support, and how strongly?</w:t>
-      </w:r>
-    </w:p>
-    <w:p>
-      <w:pPr>
-        <w:numPr>
-          <w:ilvl w:val="0"/>
-          <w:numId w:val="1003"/>
-        </w:numPr>
-      </w:pPr>
-      <w:r>
-        <w:rPr>
-          <w:b/>
-          <w:bCs/>
-        </w:rPr>
-        <w:t xml:space="preserve">Interpretation (in comments):</w:t>
-      </w:r>
-    </w:p>
-    <w:p>
-      <w:pPr>
-        <w:pStyle w:val="Compact"/>
-        <w:numPr>
-          <w:ilvl w:val="1"/>
-          <w:numId w:val="1004"/>
-        </w:numPr>
-      </w:pPr>
-      <w:r>
-        <w:t xml:space="preserve">Do the frequentist and Bayesian results</w:t>
-      </w:r>
-      <w:r>
-        <w:t xml:space="preserve"> </w:t>
-      </w:r>
-      <w:r>
-        <w:rPr>
-          <w:b/>
-          <w:bCs/>
-        </w:rPr>
-        <w:t xml:space="preserve">agree</w:t>
-      </w:r>
-      <w:r>
-        <w:t xml:space="preserve"> </w:t>
-      </w:r>
-      <w:r>
-        <w:t xml:space="preserve">here? In class, on the violent-vs-property question, they pointed in different directions — why do you think these two analyses line up (or don’t)?</w:t>
-      </w:r>
-    </w:p>
-    <w:p>
-      <w:pPr>
-        <w:pStyle w:val="Compact"/>
-        <w:numPr>
-          <w:ilvl w:val="1"/>
-          <w:numId w:val="1004"/>
-        </w:numPr>
-      </w:pPr>
-      <w:r>
-        <w:t xml:space="preserve">Is this difference</w:t>
-      </w:r>
-      <w:r>
-        <w:t xml:space="preserve"> </w:t>
-      </w:r>
-      <w:r>
-        <w:rPr>
-          <w:b/>
-          <w:bCs/>
-        </w:rPr>
-        <w:t xml:space="preserve">practically important</w:t>
-      </w:r>
-      <w:r>
-        <w:t xml:space="preserve">? Consider the size of the gap in minutes against the spread of incident times across a 24-hour day, and answer in one or two sentences.</w:t>
-      </w:r>
-    </w:p>
-    <w:bookmarkEnd w:id="22"/>
+        <w:t xml:space="preserve">17.4.4</w:t>
+      </w:r>
+      <w:r>
+        <w:t xml:space="preserve"> </w:t>
+      </w:r>
+      <w:r>
+        <w:t xml:space="preserve">#2 — create a vector of dates giving the first day of every month in 2015. (Hint: start from</w:t>
+      </w:r>
+      <w:r>
+        <w:t xml:space="preserve"> </w:t>
+      </w:r>
+      <w:r>
+        <w:rPr>
+          <w:rStyle w:val="VerbatimChar"/>
+        </w:rPr>
+        <w:t xml:space="preserve">ymd("2015-01-01")</w:t>
+      </w:r>
+      <w:r>
+        <w:t xml:space="preserve"> </w:t>
+      </w:r>
+      <w:r>
+        <w:t xml:space="preserve">and add</w:t>
+      </w:r>
+      <w:r>
+        <w:t xml:space="preserve"> </w:t>
+      </w:r>
+      <w:r>
+        <w:rPr>
+          <w:rStyle w:val="VerbatimChar"/>
+        </w:rPr>
+        <w:t xml:space="preserve">months(0:11)</w:t>
+      </w:r>
+      <w:r>
+        <w:t xml:space="preserve">.) Do the 2015 half only.</w:t>
+      </w:r>
+    </w:p>
+    <w:p>
+      <w:pPr>
+        <w:pStyle w:val="FirstParagraph"/>
+      </w:pPr>
+      <w:r>
+        <w:t xml:space="preserve">Chapter 17 has more exercises than these. Skip them; these four are the ones worth your time. Look at the</w:t>
+      </w:r>
+      <w:r>
+        <w:t xml:space="preserve"> </w:t>
+      </w:r>
+      <w:r>
+        <w:rPr>
+          <w:rStyle w:val="VerbatimChar"/>
+        </w:rPr>
+        <w:t xml:space="preserve">date</w:t>
+      </w:r>
+      <w:r>
+        <w:t xml:space="preserve"> </w:t>
+      </w:r>
+      <w:r>
+        <w:t xml:space="preserve">column in the crash data while you are at it: it is text written month/day/year, which is exactly what</w:t>
+      </w:r>
+      <w:r>
+        <w:t xml:space="preserve"> </w:t>
+      </w:r>
+      <w:r>
+        <w:rPr>
+          <w:rStyle w:val="VerbatimChar"/>
+        </w:rPr>
+        <w:t xml:space="preserve">mdy()</w:t>
+      </w:r>
+      <w:r>
+        <w:t xml:space="preserve"> </w:t>
+      </w:r>
+      <w:r>
+        <w:t xml:space="preserve">is for. Your final-project data will very likely have a column like it.</w:t>
+      </w:r>
+    </w:p>
+    <w:bookmarkEnd w:id="24"/>
     <w:sectPr>
       <w:footnotePr>
         <w:numRestart w:val="eachSect"/>
